--- a/website_pds_java/Chapter5_StudentGrader_project/Task3_Encapsulation.docx
+++ b/website_pds_java/Chapter5_StudentGrader_project/Task3_Encapsulation.docx
@@ -534,26 +534,6 @@
         <w:pStyle w:val="ListParagraph"/>
       </w:pPr>
     </w:p>
-    <w:p>
-      <w:pPr>
-        <w:pStyle w:val="ListParagraph"/>
-      </w:pPr>
-    </w:p>
-    <w:p>
-      <w:pPr>
-        <w:pStyle w:val="ListParagraph"/>
-      </w:pPr>
-    </w:p>
-    <w:p>
-      <w:pPr>
-        <w:pStyle w:val="ListParagraph"/>
-      </w:pPr>
-    </w:p>
-    <w:p>
-      <w:pPr>
-        <w:pStyle w:val="ListParagraph"/>
-      </w:pPr>
-    </w:p>
     <w:tbl>
       <w:tblPr>
         <w:tblStyle w:val="TableGrid"/>
@@ -574,6 +554,7 @@
               <w:pStyle w:val="ListParagraph"/>
             </w:pPr>
             <w:r>
+              <w:lastRenderedPageBreak/>
               <w:t>package Student;</w:t>
             </w:r>
           </w:p>
@@ -865,7 +846,6 @@
               <w:pStyle w:val="ListParagraph"/>
             </w:pPr>
             <w:r>
-              <w:lastRenderedPageBreak/>
               <w:t>            sum += score;</w:t>
             </w:r>
           </w:p>
@@ -906,7 +886,7 @@
       <w:tr>
         <w:tc>
           <w:tcPr>
-            <w:tcW w:w="10790" w:type="dxa"/>
+            <w:tcW w:w="10795" w:type="dxa"/>
           </w:tcPr>
           <w:p>
             <w:r>
